--- a/ru/wisdom-stories/blessings-god-has-given.docx
+++ b/ru/wisdom-stories/blessings-god-has-given.docx
@@ -13,7 +13,7 @@
     <w:p>
       <w:pPr/>
       <w:r>
-        <w:t>Каждый дар Аллаха — не только благословение, но и ответственность. Аллах непременно спросит, как вы распорядились тем, что было вам дано:</w:t>
+        <w:t>Кому Аллах дал благо, Он посмотрит и на то, как человек им распорядился:</w:t>
       </w:r>
     </w:p>
     <w:p>
@@ -21,15 +21,7 @@
         <w:spacing w:after="80"/>
       </w:pPr>
       <w:r>
-        <w:t>Если Он даровал вам:</w:t>
-      </w:r>
-    </w:p>
-    <w:p>
-      <w:pPr>
-        <w:spacing w:after="80"/>
-      </w:pPr>
-      <w:r>
-        <w:t>власть — были ли вы справедливы;</w:t>
+        <w:t>Если Он даровал вам власть — были ли вы справедливы;</w:t>
       </w:r>
     </w:p>
     <w:p>
@@ -45,7 +37,7 @@
         <w:spacing w:after="80"/>
       </w:pPr>
       <w:r>
-        <w:t>богатство — сохранили ли честность;</w:t>
+        <w:t>богатство — сохранили ли нравственность;</w:t>
       </w:r>
     </w:p>
     <w:p>
@@ -66,11 +58,19 @@
     </w:p>
     <w:p>
       <w:pPr>
+        <w:spacing w:after="80"/>
+      </w:pPr>
+      <w:r>
+        <w:t>детей — как вы их воспитали.</w:t>
+      </w:r>
+    </w:p>
+    <w:p>
+      <w:pPr>
         <w:keepNext/>
         <w:spacing w:after="80"/>
       </w:pPr>
       <w:r>
-        <w:t>детей — как вы их воспитали.</w:t>
+        <w:t>Мораль: Каждый дар — ещё и испытание. О человеке судят не по тому, сколько у него есть, а по тому, как он распоряжается данным ему.</w:t>
       </w:r>
     </w:p>
     <w:p>
@@ -83,11 +83,9 @@
         <w:rPr>
           <w:b/>
         </w:rPr>
-        <w:t>Мораль:</w:t>
+        <w:t>Рассказы взяты из открытых интернет-источников, а иллюстрации созданы с помощью ИИ.</w:t>
       </w:r>
-      <w:r>
-        <w:t xml:space="preserve"> Каждый дар — ещё и испытание. О человеке судят не по тому, сколько у него есть, а по тому, как он распоряжается данным ему.</w:t>
-      </w:r>
+      <w:r/>
     </w:p>
     <w:p>
       <w:pPr>
@@ -98,7 +96,6 @@
           <w:i/>
           <w:sz w:val="18"/>
         </w:rPr>
-        <w:t>«История взята из открытых источников Интернета.»</w:t>
       </w:r>
     </w:p>
     <w:sectPr>
